--- a/Backend/Director_Disclosure/Output_Disclosures/2024-25/ECOTHRIVE_RENEWABLES_LIMITED/DIR-8/DIR8_KEYUR_JAYKANT_VORA_11330446.docx
+++ b/Backend/Director_Disclosure/Output_Disclosures/2024-25/ECOTHRIVE_RENEWABLES_LIMITED/DIR-8/DIR8_KEYUR_JAYKANT_VORA_11330446.docx
@@ -822,7 +822,7 @@
                 <w:b w:val="0"/>
                 <w:sz w:val="23"/>
               </w:rPr>
-              <w:t>ADANI GREEN ENERGY (UP) LIMITED</w:t>
+              <w:t>PRAYATNA DEVELOPERS LIMITED</w:t>
             </w:r>
           </w:p>
         </w:tc>
@@ -892,7 +892,7 @@
                 <w:b w:val="0"/>
                 <w:sz w:val="23"/>
               </w:rPr>
-              <w:t>PRAYATNA DEVELOPERS LIMITED</w:t>
+              <w:t>ADANI GREEN ENERGY (UP) LIMITED</w:t>
             </w:r>
           </w:p>
         </w:tc>
@@ -962,7 +962,7 @@
                 <w:b w:val="0"/>
                 <w:sz w:val="23"/>
               </w:rPr>
-              <w:t>URJASETU RENEWABLES LIMITED</w:t>
+              <w:t>HYDROBLOOM POWER LIMITED</w:t>
             </w:r>
           </w:p>
         </w:tc>
@@ -1032,7 +1032,7 @@
                 <w:b w:val="0"/>
                 <w:sz w:val="23"/>
               </w:rPr>
-              <w:t>HYDROBLOOM POWER LIMITED</w:t>
+              <w:t>URJASETU RENEWABLES LIMITED</w:t>
             </w:r>
           </w:p>
         </w:tc>
@@ -1167,7 +1167,7 @@
           <w:b w:val="0"/>
           <w:sz w:val="23"/>
         </w:rPr>
-        <w:t xml:space="preserve">Date: 07th May, 2026</w:t>
+        <w:t xml:space="preserve">Date: 15th May, 2026</w:t>
         <w:tab/>
       </w:r>
     </w:p>
